--- a/Project Description.docx
+++ b/Project Description.docx
@@ -1112,15 +1112,27 @@
           <w14:ligatures w14:val="none"/>
         </w:rPr>
       </w:pPr>
-      <w:r>
-        <w:rPr>
-          <w:rFonts w:ascii="Times New Roman" w:eastAsia="Times New Roman" w:hAnsi="Times New Roman" w:cs="Times New Roman"/>
-          <w:kern w:val="0"/>
-          <w:sz w:val="24"/>
-          <w:szCs w:val="24"/>
-          <w14:ligatures w14:val="none"/>
-        </w:rPr>
-        <w:t>Compute:</w:t>
+      <w:proofErr w:type="gramStart"/>
+      <w:r>
+        <w:rPr>
+          <w:rFonts w:ascii="Times New Roman" w:eastAsia="Times New Roman" w:hAnsi="Times New Roman" w:cs="Times New Roman"/>
+          <w:kern w:val="0"/>
+          <w:sz w:val="24"/>
+          <w:szCs w:val="24"/>
+          <w14:ligatures w14:val="none"/>
+        </w:rPr>
+        <w:t>Compute</w:t>
+      </w:r>
+      <w:proofErr w:type="gramEnd"/>
+      <w:r>
+        <w:rPr>
+          <w:rFonts w:ascii="Times New Roman" w:eastAsia="Times New Roman" w:hAnsi="Times New Roman" w:cs="Times New Roman"/>
+          <w:kern w:val="0"/>
+          <w:sz w:val="24"/>
+          <w:szCs w:val="24"/>
+          <w14:ligatures w14:val="none"/>
+        </w:rPr>
+        <w:t>:</w:t>
       </w:r>
     </w:p>
     <w:p>
@@ -1147,7 +1159,29 @@
           <w:szCs w:val="24"/>
           <w14:ligatures w14:val="none"/>
         </w:rPr>
-        <w:t>Summary statistics (mean, median, sd, etc.)</w:t>
+        <w:t xml:space="preserve">Summary statistics (mean, median, </w:t>
+      </w:r>
+      <w:proofErr w:type="spellStart"/>
+      <w:r>
+        <w:rPr>
+          <w:rFonts w:ascii="Times New Roman" w:eastAsia="Times New Roman" w:hAnsi="Times New Roman" w:cs="Times New Roman"/>
+          <w:kern w:val="0"/>
+          <w:sz w:val="24"/>
+          <w:szCs w:val="24"/>
+          <w14:ligatures w14:val="none"/>
+        </w:rPr>
+        <w:t>sd</w:t>
+      </w:r>
+      <w:proofErr w:type="spellEnd"/>
+      <w:r>
+        <w:rPr>
+          <w:rFonts w:ascii="Times New Roman" w:eastAsia="Times New Roman" w:hAnsi="Times New Roman" w:cs="Times New Roman"/>
+          <w:kern w:val="0"/>
+          <w:sz w:val="24"/>
+          <w:szCs w:val="24"/>
+          <w14:ligatures w14:val="none"/>
+        </w:rPr>
+        <w:t>, etc.)</w:t>
       </w:r>
     </w:p>
     <w:p>
@@ -2058,19 +2092,7 @@
           <w:szCs w:val="24"/>
           <w14:ligatures w14:val="none"/>
         </w:rPr>
-        <w:t>4</w:t>
-      </w:r>
-      <w:r>
-        <w:rPr>
-          <w:rFonts w:ascii="Times New Roman" w:eastAsia="Times New Roman" w:hAnsi="Times New Roman" w:cs="Times New Roman"/>
-          <w:b/>
-          <w:bCs/>
-          <w:kern w:val="0"/>
-          <w:sz w:val="24"/>
-          <w:szCs w:val="24"/>
-          <w14:ligatures w14:val="none"/>
-        </w:rPr>
-        <w:t xml:space="preserve">: </w:t>
+        <w:t xml:space="preserve">4: </w:t>
       </w:r>
       <w:r>
         <w:rPr>
@@ -3646,7 +3668,29 @@
           <w:szCs w:val="24"/>
           <w:shd w:val="clear" w:color="auto" w:fill="FFFFFF"/>
         </w:rPr>
-        <w:t xml:space="preserve"> you would sharp and improve your skills in Data Analytics and Data Science, I highly recommend you to be very familiar with Kaggle. Nowadays, most companies have been releasing their data in Kaggle to harness the strength of the community and solve their real-life problems. This makes Kaggle the perfect place to find datasets with real problem statements to work on.</w:t>
+        <w:t xml:space="preserve"> you would </w:t>
+      </w:r>
+      <w:proofErr w:type="gramStart"/>
+      <w:r>
+        <w:rPr>
+          <w:rFonts w:ascii="Times New Roman" w:eastAsia="Calibri" w:hAnsi="Times New Roman" w:cs="Times New Roman"/>
+          <w:color w:val="111111"/>
+          <w:sz w:val="24"/>
+          <w:szCs w:val="24"/>
+          <w:shd w:val="clear" w:color="auto" w:fill="FFFFFF"/>
+        </w:rPr>
+        <w:t>sharp</w:t>
+      </w:r>
+      <w:proofErr w:type="gramEnd"/>
+      <w:r>
+        <w:rPr>
+          <w:rFonts w:ascii="Times New Roman" w:eastAsia="Calibri" w:hAnsi="Times New Roman" w:cs="Times New Roman"/>
+          <w:color w:val="111111"/>
+          <w:sz w:val="24"/>
+          <w:szCs w:val="24"/>
+          <w:shd w:val="clear" w:color="auto" w:fill="FFFFFF"/>
+        </w:rPr>
+        <w:t xml:space="preserve"> and improve your skills in Data Analytics and Data Science, I highly recommend you to be very familiar with Kaggle. Nowadays, most companies have been releasing their data in Kaggle to harness the strength of the community and solve their real-life problems. This makes Kaggle the perfect place to find datasets with real problem statements to work on.</w:t>
       </w:r>
     </w:p>
     <w:p>
@@ -3835,7 +3879,29 @@
           <w:szCs w:val="24"/>
           <w:shd w:val="clear" w:color="auto" w:fill="FFFFFF"/>
         </w:rPr>
-        <w:t xml:space="preserve"> government is released public datasets for the purpose of science usage. At Data.gov, data are well-classified into topics such as health, energy, or education, making it easy to find the dataset in your interest.</w:t>
+        <w:t xml:space="preserve"> government is </w:t>
+      </w:r>
+      <w:proofErr w:type="gramStart"/>
+      <w:r>
+        <w:rPr>
+          <w:rFonts w:ascii="Times New Roman" w:eastAsia="Calibri" w:hAnsi="Times New Roman" w:cs="Times New Roman"/>
+          <w:color w:val="111111"/>
+          <w:sz w:val="24"/>
+          <w:szCs w:val="24"/>
+          <w:shd w:val="clear" w:color="auto" w:fill="FFFFFF"/>
+        </w:rPr>
+        <w:t>released</w:t>
+      </w:r>
+      <w:proofErr w:type="gramEnd"/>
+      <w:r>
+        <w:rPr>
+          <w:rFonts w:ascii="Times New Roman" w:eastAsia="Calibri" w:hAnsi="Times New Roman" w:cs="Times New Roman"/>
+          <w:color w:val="111111"/>
+          <w:sz w:val="24"/>
+          <w:szCs w:val="24"/>
+          <w:shd w:val="clear" w:color="auto" w:fill="FFFFFF"/>
+        </w:rPr>
+        <w:t xml:space="preserve"> public datasets for the purpose of science usage. At Data.gov, data are well-classified into topics such as health, energy, or education, making it easy to find the dataset in your interest.</w:t>
       </w:r>
     </w:p>
     <w:p>
@@ -7978,6 +8044,7 @@
   <w:style w:type="character" w:default="1" w:styleId="DefaultParagraphFont">
     <w:name w:val="Default Paragraph Font"/>
     <w:uiPriority w:val="1"/>
+    <w:semiHidden/>
     <w:unhideWhenUsed/>
   </w:style>
   <w:style w:type="table" w:default="1" w:styleId="TableNormal">
